--- a/daily-reports/2026-09-18/report.docx
+++ b/daily-reports/2026-09-18/report.docx
@@ -28,28 +28,28 @@
         <w:pStyle w:val="Heading2"/>
       </w:pPr>
       <w:r>
-        <w:t>1. browser-use/jev-ultrafast  ⭐ 2,915</w:t>
+        <w:t>1. browser-use/jev-ultrafast  ⭐ 3,016</w:t>
       </w:r>
     </w:p>
     <w:p>
       <w:r>
-        <w:t>语言：Python ｜ Stars：2,915 ｜ Forks：162</w:t>
+        <w:t>语言：Python ｜ Stars：3,016 ｜ Forks：168</w:t>
         <w:br/>
       </w:r>
       <w:r>
-        <w:t>这是什么：这是一个用 Python 编写的浏览器自动化工具，主打极速操作。它能让程序像人一样控制浏览器，快速完成点击、填表、抓取数据等任务。</w:t>
+        <w:t>这是什么：这是一个用 Python 编写的项目，名字叫“jev-ultrafast”，描述只有“i. am. speed.”，看起来是一个追求极致速度的工具或库，可能用于加速某些计算任务。</w:t>
         <w:br/>
       </w:r>
       <w:r>
-        <w:t>能用来做什么：可以用来自动登录网站、批量下载文件、监控网页变化，或者自动填写在线表单。</w:t>
+        <w:t>能用来做什么：可以用来加速需要快速处理的任务，比如大规模数据计算或实时响应场景。</w:t>
         <w:br/>
       </w:r>
       <w:r>
-        <w:t>适用领域：网页自动化、数据采集、测试、办公自动化</w:t>
+        <w:t>适用领域：性能优化、科学计算、实时系统</w:t>
         <w:br/>
       </w:r>
       <w:r>
-        <w:t>对新手有什么帮助：适合想学习自动化操作的新手，能帮你省去重复的浏览器操作。</w:t>
+        <w:t>对新手有什么帮助：如果你对如何让代码跑得更快感兴趣，这个项目可以作为一个学习高性能编程的案例。</w:t>
         <w:br/>
       </w:r>
       <w:r>
@@ -70,19 +70,19 @@
         <w:br/>
       </w:r>
       <w:r>
-        <w:t>这是什么：这是一个用 Kotlin 编写的 iPhone 语言学习应用，通过对话来学习外语。它像一个聊天伙伴，让你在交流中自然掌握语言。</w:t>
+        <w:t>这是什么：这是一个用 Kotlin 编写的 iPhone 应用，主打通过对话来学习语言，但描述说“你最终会删除的语言应用”，可能是一个实验性或趣味性的语言学习伴侣。</w:t>
         <w:br/>
       </w:r>
       <w:r>
-        <w:t>能用来做什么：可以用来练习外语对话、学习新词汇和表达，适合日常碎片时间学习。</w:t>
+        <w:t>能用来做什么：可以用来练习外语对话，适合想要通过聊天方式学习语言的人。</w:t>
         <w:br/>
       </w:r>
       <w:r>
-        <w:t>适用领域：语言学习、教育、移动应用</w:t>
+        <w:t>适用领域：语言学习、移动应用、教育</w:t>
         <w:br/>
       </w:r>
       <w:r>
-        <w:t>对新手有什么帮助：适合想通过聊天方式学外语的初学者，让学习过程更轻松有趣。</w:t>
+        <w:t>对新手有什么帮助：如果你对开发语言学习类 App 感兴趣，可以研究它的实现方式，或者直接用它来辅助学习外语。</w:t>
         <w:br/>
       </w:r>
       <w:r>
@@ -94,28 +94,28 @@
         <w:pStyle w:val="Heading2"/>
       </w:pPr>
       <w:r>
-        <w:t>3. tamaratran/fast-jev-compaction  ⭐ 1,194</w:t>
+        <w:t>3. tamaratran/fast-jev-compaction  ⭐ 1,316</w:t>
       </w:r>
     </w:p>
     <w:p>
       <w:r>
-        <w:t>语言：TypeScript ｜ Stars：1,194 ｜ Forks：50</w:t>
+        <w:t>语言：TypeScript ｜ Stars：1,316 ｜ Forks：60</w:t>
         <w:br/>
       </w:r>
       <w:r>
-        <w:t>这是什么：这是一个 TypeScript 编写的 Claude Code 插件，用快速评分代替传统的压缩摘要。它会对每次工具调用和结果打分，丢弃过时内容，保留重要信息。</w:t>
+        <w:t>这是什么：这是一个 TypeScript 写的 Claude Code 插件，它用“Jev 决策”替代了压缩摘要：每次工具调用和结果都会在一次快速请求中评分，过时的会被丢弃或截断，保留的内容保持原样。</w:t>
         <w:br/>
       </w:r>
       <w:r>
-        <w:t>能用来做什么：可以用来优化 AI 编程助手的工作效率，减少冗余信息，让对话更精简。</w:t>
+        <w:t>能用来做什么：可以用来优化 Claude Code 的上下文管理，让 AI 编程助手更高效地处理长对话。</w:t>
         <w:br/>
       </w:r>
       <w:r>
-        <w:t>适用领域：AI 辅助编程、开发工具、效率优化</w:t>
+        <w:t>适用领域：AI 编程助手、插件开发、上下文优化</w:t>
         <w:br/>
       </w:r>
       <w:r>
-        <w:t>对新手有什么帮助：适合使用 Claude Code 的开发者，能帮你更高效地管理对话历史。</w:t>
+        <w:t>对新手有什么帮助：如果你在使用 Claude Code 或类似 AI 编程工具，这个插件能帮你提升效率，同时也能学习如何为 AI 工具开发插件。</w:t>
         <w:br/>
       </w:r>
       <w:r>
@@ -127,28 +127,28 @@
         <w:pStyle w:val="Heading2"/>
       </w:pPr>
       <w:r>
-        <w:t>4. TheoLeeCJ/openjev  ⭐ 966</w:t>
+        <w:t>4. TheoLeeCJ/openjev  ⭐ 999</w:t>
       </w:r>
     </w:p>
     <w:p>
       <w:r>
-        <w:t>语言：Python ｜ Stars：966 ｜ Forks：66</w:t>
+        <w:t>语言：Python ｜ Stars：999 ｜ Forks：68</w:t>
         <w:br/>
       </w:r>
       <w:r>
-        <w:t>这是什么：这是一个 Python 项目，探索能否在普通家用显卡（如 3090）上运行类似 Jev 的模型。它旨在降低高性能 AI 的门槛。</w:t>
+        <w:t>这是什么：这是一个 Python 项目，探索是否能在家里用 3090 显卡运行类似 Jev 的东西，可能是一个开源实现或实验。</w:t>
         <w:br/>
       </w:r>
       <w:r>
-        <w:t>能用来做什么：可以用来在家用电脑上实验和运行 AI 模型，适合个人研究和小型项目。</w:t>
+        <w:t>能用来做什么：可以用来在本地显卡上尝试运行类似 Jev 的模型或算法，适合对 AI 模型部署感兴趣的人。</w:t>
         <w:br/>
       </w:r>
       <w:r>
-        <w:t>适用领域：AI 研究、机器学习、个人计算</w:t>
+        <w:t>适用领域：AI 模型部署、本地计算、深度学习</w:t>
         <w:br/>
       </w:r>
       <w:r>
-        <w:t>对新手有什么帮助：适合对 AI 感兴趣但预算有限的新手，让你在家也能玩转大模型。</w:t>
+        <w:t>对新手有什么帮助：如果你想了解如何在家用显卡上运行 AI 模型，这个项目提供了实践参考。</w:t>
         <w:br/>
       </w:r>
       <w:r>
@@ -169,19 +169,19 @@
         <w:br/>
       </w:r>
       <w:r>
-        <w:t>这是什么：这是一个 HTML 项目页面，介绍了一种名为“循环变压器”的 AI 模型。它展示了该模型的结构和原理，方便人们了解。</w:t>
+        <w:t>这是什么：这是一个 HTML 项目页面，介绍“循环循环 Transformer”（RLT），可能是一种新型的神经网络结构，通过循环机制提升性能。</w:t>
         <w:br/>
       </w:r>
       <w:r>
-        <w:t>能用来做什么：可以用来学习循环变压器的概念，或者作为研究参考。</w:t>
+        <w:t>能用来做什么：可以用来了解循环 Transformer 的概念和原理，适合研究或学习 AI 模型结构。</w:t>
         <w:br/>
       </w:r>
       <w:r>
-        <w:t>适用领域：AI 研究、深度学习、学术展示</w:t>
+        <w:t>适用领域：AI 研究、深度学习、自然语言处理</w:t>
         <w:br/>
       </w:r>
       <w:r>
-        <w:t>对新手有什么帮助：适合想了解前沿 AI 模型的新手，通过网页直观地学习复杂概念。</w:t>
+        <w:t>对新手有什么帮助：如果你对 Transformer 模型感兴趣，这个项目页面能帮你理解一种改进的循环结构。</w:t>
         <w:br/>
       </w:r>
       <w:r>
@@ -209,10 +209,29 @@
         <w:rPr>
           <w:b/>
         </w:rPr>
+        <w:t>Bend – A language that blocks AI mistakes via proof, on CPU and GPU</w:t>
+      </w:r>
+      <w:r>
+        <w:t>（👍 396）</w:t>
+      </w:r>
+      <w:r>
+        <w:br/>
+        <w:t>https://bend-lang.com/</w:t>
+      </w:r>
+      <w:r>
+        <w:br/>
+        <w:t>摘要：Bend 是一种新的编程语言，通过形式化证明来防止 AI 错误，并支持 CPU 和 GPU 执行。它值得关注是因为它为 AI 系统的安全性和可靠性提供了一种基于数学证明的新思路。</w:t>
+      </w:r>
+    </w:p>
+    <w:p>
+      <w:r>
+        <w:rPr>
+          <w:b/>
+        </w:rPr>
         <w:t>How GLM built its own inference infrastructure</w:t>
       </w:r>
       <w:r>
-        <w:t>（👍 384）</w:t>
+        <w:t>（👍 385）</w:t>
       </w:r>
       <w:r>
         <w:br/>
@@ -220,26 +239,7 @@
       </w:r>
       <w:r>
         <w:br/>
-        <w:t>摘要：GLM 自建推理基础设施，旨在优化大模型推理效率，降低延迟和成本，提升服务性能。</w:t>
-      </w:r>
-    </w:p>
-    <w:p>
-      <w:r>
-        <w:rPr>
-          <w:b/>
-        </w:rPr>
-        <w:t>Bend – A language that blocks AI mistakes via proof, on CPU and GPU</w:t>
-      </w:r>
-      <w:r>
-        <w:t>（👍 382）</w:t>
-      </w:r>
-      <w:r>
-        <w:br/>
-        <w:t>https://bend-lang.com/</w:t>
-      </w:r>
-      <w:r>
-        <w:br/>
-        <w:t>摘要：Bend 是一种通过证明机制防止 AI 错误的新语言，支持 CPU 和 GPU，为 AI 安全提供新思路。</w:t>
+        <w:t>摘要：GLM 分享了其自建推理基础设施的经验，包括如何优化大规模模型推理的性能和成本。这对于理解大模型部署的工程挑战和解决方案具有参考价值。</w:t>
       </w:r>
     </w:p>
     <w:p>
@@ -263,7 +263,7 @@
       </w:r>
       <w:r>
         <w:br/>
-        <w:t>摘要：该研究提出一种带有障碍感知机制的编码智能体，用于安全机器人操作，提升复杂环境下的安全性。</w:t>
+        <w:t>摘要：该论文提出了一种带有障碍感知机制的编码智能体框架，用于安全的机器人操作。它结合了编码智能体和障碍感知，提升了机器人在复杂环境中的操作安全性，值得机器人学习领域关注。</w:t>
       </w:r>
     </w:p>
     <w:p>
@@ -287,7 +287,7 @@
       </w:r>
       <w:r>
         <w:br/>
-        <w:t>摘要：vivo 探讨 AI 手机从简单问答到实际办事的转变，展示其在 AI 手机领域的战略布局。</w:t>
+        <w:t>摘要：vivo 探讨了 AI 手机如何从简单的问答助手进化到能实际办事的智能体，展示了其在 AI 手机领域的战略布局。这反映了 AI 终端设备向更实用、更智能方向发展的趋势。</w:t>
       </w:r>
     </w:p>
     <w:p>
@@ -311,7 +311,7 @@
       </w:r>
       <w:r>
         <w:br/>
-        <w:t>摘要：安芯 724 北京基地正式投产，可能涉及 AI 芯片或相关硬件生产，助力国内 AI 产业链发展。</w:t>
+        <w:t>摘要：安芯 724 北京基地正式投产，标志着安芯在 AI 芯片或相关领域的产能扩张。这可能对国内 AI 算力供应链产生积极影响，值得关注其后续发展。</w:t>
       </w:r>
     </w:p>
     <w:sectPr>
